--- a/1101103 Project Proposal Ksafe.docx
+++ b/1101103 Project Proposal Ksafe.docx
@@ -1288,12 +1288,133 @@
         </w:numPr>
         <w:rPr>
           <w:rFonts w:ascii="TH SarabunPSK" w:hAnsi="TH SarabunPSK" w:cs="TH SarabunPSK"/>
-          <w:b/>
-          <w:bCs/>
-          <w:sz w:val="32"/>
-          <w:szCs w:val="32"/>
-        </w:rPr>
-      </w:pPr>
+          <w:sz w:val="32"/>
+          <w:szCs w:val="32"/>
+        </w:rPr>
+      </w:pPr>
+      <w:r>
+        <w:rPr>
+          <w:rFonts w:ascii="TH SarabunPSK" w:hAnsi="TH SarabunPSK" w:cs="TH SarabunPSK"/>
+          <w:sz w:val="32"/>
+          <w:szCs w:val="32"/>
+          <w:cs/>
+        </w:rPr>
+        <w:t>การออกแบบระบบแจ้งเหตุแบบ "</w:t>
+      </w:r>
+      <w:r>
+        <w:rPr>
+          <w:rFonts w:ascii="TH SarabunPSK" w:hAnsi="TH SarabunPSK" w:cs="TH SarabunPSK"/>
+          <w:sz w:val="32"/>
+          <w:szCs w:val="32"/>
+        </w:rPr>
+        <w:t xml:space="preserve">One-Touch Crisis Management": </w:t>
+      </w:r>
+      <w:r>
+        <w:rPr>
+          <w:rFonts w:ascii="TH SarabunPSK" w:hAnsi="TH SarabunPSK" w:cs="TH SarabunPSK"/>
+          <w:sz w:val="32"/>
+          <w:szCs w:val="32"/>
+          <w:cs/>
+        </w:rPr>
+        <w:t xml:space="preserve">สร้างปุ่ม </w:t>
+      </w:r>
+      <w:r>
+        <w:rPr>
+          <w:rFonts w:ascii="TH SarabunPSK" w:hAnsi="TH SarabunPSK" w:cs="TH SarabunPSK"/>
+          <w:sz w:val="32"/>
+          <w:szCs w:val="32"/>
+        </w:rPr>
+        <w:t xml:space="preserve">SOS </w:t>
+      </w:r>
+      <w:r>
+        <w:rPr>
+          <w:rFonts w:ascii="TH SarabunPSK" w:hAnsi="TH SarabunPSK" w:cs="TH SarabunPSK"/>
+          <w:sz w:val="32"/>
+          <w:szCs w:val="32"/>
+          <w:cs/>
+        </w:rPr>
+        <w:t>ที่สามารถระบุประเภทเหตุการณ์ (อุบัติเหตุ</w:t>
+      </w:r>
+      <w:r>
+        <w:rPr>
+          <w:rFonts w:ascii="TH SarabunPSK" w:hAnsi="TH SarabunPSK" w:cs="TH SarabunPSK"/>
+          <w:sz w:val="32"/>
+          <w:szCs w:val="32"/>
+        </w:rPr>
+        <w:t xml:space="preserve">, </w:t>
+      </w:r>
+      <w:r>
+        <w:rPr>
+          <w:rFonts w:ascii="TH SarabunPSK" w:hAnsi="TH SarabunPSK" w:cs="TH SarabunPSK"/>
+          <w:sz w:val="32"/>
+          <w:szCs w:val="32"/>
+          <w:cs/>
+        </w:rPr>
+        <w:t>เจ็บป่วย</w:t>
+      </w:r>
+      <w:r>
+        <w:rPr>
+          <w:rFonts w:ascii="TH SarabunPSK" w:hAnsi="TH SarabunPSK" w:cs="TH SarabunPSK"/>
+          <w:sz w:val="32"/>
+          <w:szCs w:val="32"/>
+        </w:rPr>
+        <w:t xml:space="preserve">, </w:t>
+      </w:r>
+      <w:r>
+        <w:rPr>
+          <w:rFonts w:ascii="TH SarabunPSK" w:hAnsi="TH SarabunPSK" w:cs="TH SarabunPSK"/>
+          <w:sz w:val="32"/>
+          <w:szCs w:val="32"/>
+          <w:cs/>
+        </w:rPr>
+        <w:t>อัคคีภัย) พร้อมส่งพิกัดตำแหน่งที่แม่นยำไปยังหน่วยงานกู้ชีพในเขตอำเภอเมืองได้ทันที โดยไม่ต้องผ่านการอธิบายทางโทรศัพท์ที่ซับซ้อน</w:t>
+      </w:r>
+    </w:p>
+    <w:p>
+      <w:pPr>
+        <w:pStyle w:val="a4"/>
+        <w:numPr>
+          <w:ilvl w:val="0"/>
+          <w:numId w:val="3"/>
+        </w:numPr>
+        <w:rPr>
+          <w:rFonts w:ascii="TH SarabunPSK" w:hAnsi="TH SarabunPSK" w:cs="TH SarabunPSK"/>
+          <w:szCs w:val="28"/>
+        </w:rPr>
+      </w:pPr>
+      <w:r>
+        <w:rPr>
+          <w:rFonts w:ascii="TH SarabunPSK" w:hAnsi="TH SarabunPSK" w:cs="TH SarabunPSK"/>
+          <w:cs/>
+        </w:rPr>
+        <w:t>แผนที่ความปลอดภัยเชิงรุก (</w:t>
+      </w:r>
+      <w:r>
+        <w:rPr>
+          <w:rFonts w:ascii="TH SarabunPSK" w:hAnsi="TH SarabunPSK" w:cs="TH SarabunPSK"/>
+        </w:rPr>
+        <w:t xml:space="preserve">Interactive Safety Map): </w:t>
+      </w:r>
+      <w:r>
+        <w:rPr>
+          <w:rFonts w:ascii="TH SarabunPSK" w:hAnsi="TH SarabunPSK" w:cs="TH SarabunPSK"/>
+          <w:cs/>
+        </w:rPr>
+        <w:t>การใช้ข้อมูลจากผู้ใช้งาน (</w:t>
+      </w:r>
+      <w:r>
+        <w:rPr>
+          <w:rFonts w:ascii="TH SarabunPSK" w:hAnsi="TH SarabunPSK" w:cs="TH SarabunPSK"/>
+        </w:rPr>
+        <w:t xml:space="preserve">Crowdsourcing) </w:t>
+      </w:r>
+      <w:r>
+        <w:rPr>
+          <w:rFonts w:ascii="TH SarabunPSK" w:hAnsi="TH SarabunPSK" w:cs="TH SarabunPSK"/>
+          <w:cs/>
+        </w:rPr>
+        <w:t>เพื่อระบุจุดเสี่ยงในเขตตัวเมือง เช่น จุดที่ไฟถนนดับ ถนนเป็นหลุมบ่อ หรือจุดที่เกิดน้ำท่วมขังบ่อยในเขตเทศบาลนครราชสีมา เพื่อเป็นการเตือนภัยให้ผู้ใช้อื่นระมัดระวัง</w:t>
+      </w:r>
     </w:p>
     <w:p>
       <w:pPr>
@@ -1319,14 +1440,373 @@
     </w:p>
     <w:p>
       <w:pPr>
-        <w:rPr>
-          <w:rFonts w:ascii="TH SarabunPSK" w:hAnsi="TH SarabunPSK" w:cs="TH SarabunPSK"/>
-          <w:b/>
-          <w:bCs/>
-          <w:sz w:val="32"/>
-          <w:szCs w:val="32"/>
-        </w:rPr>
-      </w:pPr>
+        <w:pStyle w:val="a4"/>
+        <w:numPr>
+          <w:ilvl w:val="0"/>
+          <w:numId w:val="5"/>
+        </w:numPr>
+        <w:rPr>
+          <w:rFonts w:ascii="TH SarabunPSK" w:hAnsi="TH SarabunPSK" w:cs="TH SarabunPSK"/>
+          <w:sz w:val="32"/>
+          <w:szCs w:val="32"/>
+        </w:rPr>
+      </w:pPr>
+      <w:r>
+        <w:rPr>
+          <w:rFonts w:ascii="TH SarabunPSK" w:hAnsi="TH SarabunPSK" w:cs="TH SarabunPSK"/>
+          <w:sz w:val="32"/>
+          <w:szCs w:val="32"/>
+          <w:cs/>
+        </w:rPr>
+        <w:t>ขอบเขตด้านพื้นที่</w:t>
+      </w:r>
+    </w:p>
+    <w:p>
+      <w:pPr>
+        <w:pStyle w:val="a4"/>
+        <w:numPr>
+          <w:ilvl w:val="0"/>
+          <w:numId w:val="3"/>
+        </w:numPr>
+        <w:rPr>
+          <w:rFonts w:ascii="TH SarabunPSK" w:hAnsi="TH SarabunPSK" w:cs="TH SarabunPSK"/>
+          <w:sz w:val="32"/>
+          <w:szCs w:val="32"/>
+        </w:rPr>
+      </w:pPr>
+      <w:r>
+        <w:rPr>
+          <w:rFonts w:ascii="TH SarabunPSK" w:hAnsi="TH SarabunPSK" w:cs="TH SarabunPSK"/>
+          <w:sz w:val="32"/>
+          <w:szCs w:val="32"/>
+          <w:cs/>
+        </w:rPr>
+        <w:t>ครอบคลุมการให้บริการข้อมูลและการแจ้งเหตุเฉพาะภายในเขตพื้นที่ อำเภอเมืองนครราชสีมา เท่านั้น เพื่อความรวดเร็วและแม่นยำในการประสานงานกับหน่วยงานท้องถิ่น</w:t>
+      </w:r>
+    </w:p>
+    <w:p>
+      <w:pPr>
+        <w:pStyle w:val="a4"/>
+        <w:numPr>
+          <w:ilvl w:val="0"/>
+          <w:numId w:val="5"/>
+        </w:numPr>
+        <w:rPr>
+          <w:rFonts w:ascii="TH SarabunPSK" w:hAnsi="TH SarabunPSK" w:cs="TH SarabunPSK"/>
+          <w:sz w:val="32"/>
+          <w:szCs w:val="32"/>
+        </w:rPr>
+      </w:pPr>
+      <w:r>
+        <w:rPr>
+          <w:rFonts w:ascii="TH SarabunPSK" w:hAnsi="TH SarabunPSK" w:cs="TH SarabunPSK"/>
+          <w:sz w:val="32"/>
+          <w:szCs w:val="32"/>
+          <w:cs/>
+        </w:rPr>
+        <w:t>ขอบเขตด้านฟังก์ชันการทำงาน</w:t>
+      </w:r>
+    </w:p>
+    <w:p>
+      <w:pPr>
+        <w:pStyle w:val="a4"/>
+        <w:numPr>
+          <w:ilvl w:val="0"/>
+          <w:numId w:val="3"/>
+        </w:numPr>
+        <w:rPr>
+          <w:rFonts w:ascii="TH SarabunPSK" w:hAnsi="TH SarabunPSK" w:cs="TH SarabunPSK"/>
+          <w:sz w:val="32"/>
+          <w:szCs w:val="32"/>
+        </w:rPr>
+      </w:pPr>
+      <w:r>
+        <w:rPr>
+          <w:rFonts w:ascii="TH SarabunPSK" w:hAnsi="TH SarabunPSK" w:cs="TH SarabunPSK"/>
+          <w:sz w:val="32"/>
+          <w:szCs w:val="32"/>
+          <w:cs/>
+        </w:rPr>
+        <w:t xml:space="preserve">ระบบ </w:t>
+      </w:r>
+      <w:r>
+        <w:rPr>
+          <w:rFonts w:ascii="TH SarabunPSK" w:hAnsi="TH SarabunPSK" w:cs="TH SarabunPSK"/>
+          <w:sz w:val="32"/>
+          <w:szCs w:val="32"/>
+        </w:rPr>
+        <w:t xml:space="preserve">SOS: </w:t>
+      </w:r>
+      <w:r>
+        <w:rPr>
+          <w:rFonts w:ascii="TH SarabunPSK" w:hAnsi="TH SarabunPSK" w:cs="TH SarabunPSK"/>
+          <w:sz w:val="32"/>
+          <w:szCs w:val="32"/>
+          <w:cs/>
+        </w:rPr>
+        <w:t xml:space="preserve">แจ้งเหตุพร้อมระบุพิกัด </w:t>
+      </w:r>
+      <w:r>
+        <w:rPr>
+          <w:rFonts w:ascii="TH SarabunPSK" w:hAnsi="TH SarabunPSK" w:cs="TH SarabunPSK"/>
+          <w:sz w:val="32"/>
+          <w:szCs w:val="32"/>
+        </w:rPr>
+        <w:t xml:space="preserve">GPS </w:t>
+      </w:r>
+      <w:r>
+        <w:rPr>
+          <w:rFonts w:ascii="TH SarabunPSK" w:hAnsi="TH SarabunPSK" w:cs="TH SarabunPSK"/>
+          <w:sz w:val="32"/>
+          <w:szCs w:val="32"/>
+          <w:cs/>
+        </w:rPr>
+        <w:t>และส่งข้อมูลไปยังเบอร์ติดต่อฉุกเฉินหรือศูนย์กู้ชีพในพื้นที่</w:t>
+      </w:r>
+    </w:p>
+    <w:p>
+      <w:pPr>
+        <w:pStyle w:val="a4"/>
+        <w:numPr>
+          <w:ilvl w:val="0"/>
+          <w:numId w:val="3"/>
+        </w:numPr>
+        <w:rPr>
+          <w:rFonts w:ascii="TH SarabunPSK" w:hAnsi="TH SarabunPSK" w:cs="TH SarabunPSK"/>
+          <w:sz w:val="32"/>
+          <w:szCs w:val="32"/>
+        </w:rPr>
+      </w:pPr>
+      <w:r>
+        <w:rPr>
+          <w:rFonts w:ascii="TH SarabunPSK" w:hAnsi="TH SarabunPSK" w:cs="TH SarabunPSK" w:hint="cs"/>
+          <w:cs/>
+        </w:rPr>
+        <w:t>ร</w:t>
+      </w:r>
+      <w:r>
+        <w:rPr>
+          <w:rFonts w:ascii="TH SarabunPSK" w:hAnsi="TH SarabunPSK" w:cs="TH SarabunPSK"/>
+          <w:cs/>
+        </w:rPr>
+        <w:t xml:space="preserve">ะบบ </w:t>
+      </w:r>
+      <w:r>
+        <w:rPr>
+          <w:rFonts w:ascii="TH SarabunPSK" w:hAnsi="TH SarabunPSK" w:cs="TH SarabunPSK"/>
+        </w:rPr>
+        <w:t xml:space="preserve">Directory: </w:t>
+      </w:r>
+      <w:r>
+        <w:rPr>
+          <w:rFonts w:ascii="TH SarabunPSK" w:hAnsi="TH SarabunPSK" w:cs="TH SarabunPSK"/>
+          <w:cs/>
+        </w:rPr>
+        <w:t>รวบรวมเบอร์โทรศัพท์และพิกัดของสถานีตำรวจ โรงพยาบาล และหน่วยกู้ภัยในเขตอำเภอเมือง (เช่น กู้ภัยสว่างเมตตา</w:t>
+      </w:r>
+      <w:r>
+        <w:rPr>
+          <w:rFonts w:ascii="TH SarabunPSK" w:hAnsi="TH SarabunPSK" w:cs="TH SarabunPSK"/>
+        </w:rPr>
+        <w:t xml:space="preserve">, </w:t>
+      </w:r>
+      <w:r>
+        <w:rPr>
+          <w:rFonts w:ascii="TH SarabunPSK" w:hAnsi="TH SarabunPSK" w:cs="TH SarabunPSK"/>
+          <w:cs/>
+        </w:rPr>
+        <w:t xml:space="preserve">กู้ภัยฮุก </w:t>
+      </w:r>
+      <w:r>
+        <w:rPr>
+          <w:rFonts w:ascii="TH SarabunPSK" w:hAnsi="TH SarabunPSK" w:cs="TH SarabunPSK"/>
+        </w:rPr>
+        <w:t>31)</w:t>
+      </w:r>
+    </w:p>
+    <w:p>
+      <w:pPr>
+        <w:pStyle w:val="a4"/>
+        <w:numPr>
+          <w:ilvl w:val="0"/>
+          <w:numId w:val="3"/>
+        </w:numPr>
+        <w:rPr>
+          <w:rFonts w:ascii="TH SarabunPSK" w:hAnsi="TH SarabunPSK" w:cs="TH SarabunPSK"/>
+          <w:sz w:val="32"/>
+          <w:szCs w:val="32"/>
+        </w:rPr>
+      </w:pPr>
+      <w:r>
+        <w:rPr>
+          <w:rFonts w:ascii="TH SarabunPSK" w:hAnsi="TH SarabunPSK" w:cs="TH SarabunPSK"/>
+          <w:sz w:val="32"/>
+          <w:szCs w:val="32"/>
+          <w:cs/>
+        </w:rPr>
+        <w:t xml:space="preserve">ระบบ </w:t>
+      </w:r>
+      <w:r>
+        <w:rPr>
+          <w:rFonts w:ascii="TH SarabunPSK" w:hAnsi="TH SarabunPSK" w:cs="TH SarabunPSK"/>
+          <w:sz w:val="32"/>
+          <w:szCs w:val="32"/>
+        </w:rPr>
+        <w:t xml:space="preserve">Safety Map: </w:t>
+      </w:r>
+      <w:r>
+        <w:rPr>
+          <w:rFonts w:ascii="TH SarabunPSK" w:hAnsi="TH SarabunPSK" w:cs="TH SarabunPSK"/>
+          <w:sz w:val="32"/>
+          <w:szCs w:val="32"/>
+          <w:cs/>
+        </w:rPr>
+        <w:t>แสดงตำแหน่งจุดติดตั้งเครื่องกระตุกหัวใจไฟฟ้า (</w:t>
+      </w:r>
+      <w:r>
+        <w:rPr>
+          <w:rFonts w:ascii="TH SarabunPSK" w:hAnsi="TH SarabunPSK" w:cs="TH SarabunPSK"/>
+          <w:sz w:val="32"/>
+          <w:szCs w:val="32"/>
+        </w:rPr>
+        <w:t xml:space="preserve">AED) </w:t>
+      </w:r>
+      <w:r>
+        <w:rPr>
+          <w:rFonts w:ascii="TH SarabunPSK" w:hAnsi="TH SarabunPSK" w:cs="TH SarabunPSK"/>
+          <w:sz w:val="32"/>
+          <w:szCs w:val="32"/>
+          <w:cs/>
+        </w:rPr>
+        <w:t>ในที่สาธารณะ เช่น ลานย่าโม</w:t>
+      </w:r>
+      <w:r>
+        <w:rPr>
+          <w:rFonts w:ascii="TH SarabunPSK" w:hAnsi="TH SarabunPSK" w:cs="TH SarabunPSK"/>
+          <w:sz w:val="32"/>
+          <w:szCs w:val="32"/>
+        </w:rPr>
+        <w:t xml:space="preserve">, </w:t>
+      </w:r>
+      <w:r>
+        <w:rPr>
+          <w:rFonts w:ascii="TH SarabunPSK" w:hAnsi="TH SarabunPSK" w:cs="TH SarabunPSK"/>
+          <w:sz w:val="32"/>
+          <w:szCs w:val="32"/>
+          <w:cs/>
+        </w:rPr>
+        <w:t>ห้างสรรพสินค้า และสถานศึกษา</w:t>
+      </w:r>
+    </w:p>
+    <w:p>
+      <w:pPr>
+        <w:pStyle w:val="a4"/>
+        <w:numPr>
+          <w:ilvl w:val="0"/>
+          <w:numId w:val="5"/>
+        </w:numPr>
+        <w:rPr>
+          <w:rFonts w:ascii="TH SarabunPSK" w:hAnsi="TH SarabunPSK" w:cs="TH SarabunPSK"/>
+          <w:sz w:val="32"/>
+          <w:szCs w:val="32"/>
+        </w:rPr>
+      </w:pPr>
+      <w:r>
+        <w:rPr>
+          <w:rFonts w:ascii="TH SarabunPSK" w:hAnsi="TH SarabunPSK" w:cs="TH SarabunPSK"/>
+          <w:sz w:val="32"/>
+          <w:szCs w:val="32"/>
+          <w:cs/>
+        </w:rPr>
+        <w:t xml:space="preserve">ขอบเขตด้านกลุ่มผู้ใช้งาน </w:t>
+      </w:r>
+    </w:p>
+    <w:p>
+      <w:pPr>
+        <w:pStyle w:val="a4"/>
+        <w:numPr>
+          <w:ilvl w:val="0"/>
+          <w:numId w:val="3"/>
+        </w:numPr>
+        <w:rPr>
+          <w:rFonts w:ascii="TH SarabunPSK" w:hAnsi="TH SarabunPSK" w:cs="TH SarabunPSK"/>
+          <w:sz w:val="32"/>
+          <w:szCs w:val="32"/>
+        </w:rPr>
+      </w:pPr>
+      <w:r>
+        <w:rPr>
+          <w:rFonts w:ascii="TH SarabunPSK" w:hAnsi="TH SarabunPSK" w:cs="TH SarabunPSK"/>
+          <w:sz w:val="32"/>
+          <w:szCs w:val="32"/>
+          <w:cs/>
+        </w:rPr>
+        <w:t>ประชาชนที่อาศัยอยู่ในเขตอำเภอเมืองนครราชสีมา นักเรียนนักศึกษาจากสถาบันการศึกษาในพื้นที่ และนักท่องเที่ยวที่เข้ามาในตัวเมือง</w:t>
+      </w:r>
+    </w:p>
+    <w:p>
+      <w:pPr>
+        <w:pStyle w:val="a4"/>
+        <w:numPr>
+          <w:ilvl w:val="0"/>
+          <w:numId w:val="5"/>
+        </w:numPr>
+        <w:rPr>
+          <w:rFonts w:ascii="TH SarabunPSK" w:hAnsi="TH SarabunPSK" w:cs="TH SarabunPSK"/>
+          <w:sz w:val="32"/>
+          <w:szCs w:val="32"/>
+        </w:rPr>
+      </w:pPr>
+      <w:r>
+        <w:rPr>
+          <w:rFonts w:ascii="TH SarabunPSK" w:hAnsi="TH SarabunPSK" w:cs="TH SarabunPSK"/>
+          <w:sz w:val="32"/>
+          <w:szCs w:val="32"/>
+          <w:cs/>
+        </w:rPr>
+        <w:lastRenderedPageBreak/>
+        <w:t>ขอบเขตด้านเทคโนโลยี</w:t>
+      </w:r>
+    </w:p>
+    <w:p>
+      <w:pPr>
+        <w:pStyle w:val="a4"/>
+        <w:numPr>
+          <w:ilvl w:val="0"/>
+          <w:numId w:val="3"/>
+        </w:numPr>
+        <w:rPr>
+          <w:rFonts w:ascii="TH SarabunPSK" w:hAnsi="TH SarabunPSK" w:cs="TH SarabunPSK" w:hint="cs"/>
+          <w:sz w:val="32"/>
+          <w:szCs w:val="32"/>
+        </w:rPr>
+      </w:pPr>
+      <w:r>
+        <w:rPr>
+          <w:rFonts w:ascii="TH SarabunPSK" w:hAnsi="TH SarabunPSK" w:cs="TH SarabunPSK"/>
+          <w:sz w:val="32"/>
+          <w:szCs w:val="32"/>
+          <w:cs/>
+        </w:rPr>
+        <w:t xml:space="preserve">พัฒนาเป็นแอปพลิเคชันที่รองรับระบบปฏิบัติการสมาร์ทโฟน โดยเชื่อมต่อกับระบบ </w:t>
+      </w:r>
+      <w:r>
+        <w:rPr>
+          <w:rFonts w:ascii="TH SarabunPSK" w:hAnsi="TH SarabunPSK" w:cs="TH SarabunPSK"/>
+          <w:sz w:val="32"/>
+          <w:szCs w:val="32"/>
+        </w:rPr>
+        <w:t xml:space="preserve">Google Maps API </w:t>
+      </w:r>
+      <w:r>
+        <w:rPr>
+          <w:rFonts w:ascii="TH SarabunPSK" w:hAnsi="TH SarabunPSK" w:cs="TH SarabunPSK"/>
+          <w:sz w:val="32"/>
+          <w:szCs w:val="32"/>
+          <w:cs/>
+        </w:rPr>
+        <w:t>สำหรับการระบุตำแหน่ง และระบบฐานข้อมูลออนไลน์สำหรับการอัปเดตข้อมูลหน่วยงานฉุกเฉิน</w:t>
+      </w:r>
     </w:p>
     <w:p>
       <w:pPr>
@@ -1748,6 +2228,95 @@
       </w:pPr>
     </w:lvl>
   </w:abstractNum>
+  <w:abstractNum w:abstractNumId="4" w15:restartNumberingAfterBreak="0">
+    <w:nsid w:val="70676B3E"/>
+    <w:multiLevelType w:val="hybridMultilevel"/>
+    <w:tmpl w:val="4798E720"/>
+    <w:lvl w:ilvl="0" w:tplc="0409000F">
+      <w:start w:val="1"/>
+      <w:numFmt w:val="decimal"/>
+      <w:lvlText w:val="%1."/>
+      <w:lvlJc w:val="left"/>
+      <w:pPr>
+        <w:ind w:left="720" w:hanging="360"/>
+      </w:pPr>
+      <w:rPr>
+        <w:rFonts w:hint="default"/>
+      </w:rPr>
+    </w:lvl>
+    <w:lvl w:ilvl="1" w:tplc="04090019" w:tentative="1">
+      <w:start w:val="1"/>
+      <w:numFmt w:val="lowerLetter"/>
+      <w:lvlText w:val="%2."/>
+      <w:lvlJc w:val="left"/>
+      <w:pPr>
+        <w:ind w:left="1440" w:hanging="360"/>
+      </w:pPr>
+    </w:lvl>
+    <w:lvl w:ilvl="2" w:tplc="0409001B" w:tentative="1">
+      <w:start w:val="1"/>
+      <w:numFmt w:val="lowerRoman"/>
+      <w:lvlText w:val="%3."/>
+      <w:lvlJc w:val="right"/>
+      <w:pPr>
+        <w:ind w:left="2160" w:hanging="180"/>
+      </w:pPr>
+    </w:lvl>
+    <w:lvl w:ilvl="3" w:tplc="0409000F" w:tentative="1">
+      <w:start w:val="1"/>
+      <w:numFmt w:val="decimal"/>
+      <w:lvlText w:val="%4."/>
+      <w:lvlJc w:val="left"/>
+      <w:pPr>
+        <w:ind w:left="2880" w:hanging="360"/>
+      </w:pPr>
+    </w:lvl>
+    <w:lvl w:ilvl="4" w:tplc="04090019" w:tentative="1">
+      <w:start w:val="1"/>
+      <w:numFmt w:val="lowerLetter"/>
+      <w:lvlText w:val="%5."/>
+      <w:lvlJc w:val="left"/>
+      <w:pPr>
+        <w:ind w:left="3600" w:hanging="360"/>
+      </w:pPr>
+    </w:lvl>
+    <w:lvl w:ilvl="5" w:tplc="0409001B" w:tentative="1">
+      <w:start w:val="1"/>
+      <w:numFmt w:val="lowerRoman"/>
+      <w:lvlText w:val="%6."/>
+      <w:lvlJc w:val="right"/>
+      <w:pPr>
+        <w:ind w:left="4320" w:hanging="180"/>
+      </w:pPr>
+    </w:lvl>
+    <w:lvl w:ilvl="6" w:tplc="0409000F" w:tentative="1">
+      <w:start w:val="1"/>
+      <w:numFmt w:val="decimal"/>
+      <w:lvlText w:val="%7."/>
+      <w:lvlJc w:val="left"/>
+      <w:pPr>
+        <w:ind w:left="5040" w:hanging="360"/>
+      </w:pPr>
+    </w:lvl>
+    <w:lvl w:ilvl="7" w:tplc="04090019" w:tentative="1">
+      <w:start w:val="1"/>
+      <w:numFmt w:val="lowerLetter"/>
+      <w:lvlText w:val="%8."/>
+      <w:lvlJc w:val="left"/>
+      <w:pPr>
+        <w:ind w:left="5760" w:hanging="360"/>
+      </w:pPr>
+    </w:lvl>
+    <w:lvl w:ilvl="8" w:tplc="0409001B" w:tentative="1">
+      <w:start w:val="1"/>
+      <w:numFmt w:val="lowerRoman"/>
+      <w:lvlText w:val="%9."/>
+      <w:lvlJc w:val="right"/>
+      <w:pPr>
+        <w:ind w:left="6480" w:hanging="180"/>
+      </w:pPr>
+    </w:lvl>
+  </w:abstractNum>
   <w:num w:numId="1">
     <w:abstractNumId w:val="3"/>
   </w:num>
@@ -1759,6 +2328,9 @@
   </w:num>
   <w:num w:numId="4">
     <w:abstractNumId w:val="0"/>
+  </w:num>
+  <w:num w:numId="5">
+    <w:abstractNumId w:val="4"/>
   </w:num>
 </w:numbering>
 </file>
@@ -2524,21 +3096,6 @@
 </file>
 
 <file path=customXml/item1.xml><?xml version="1.0" encoding="utf-8"?>
-<?mso-contentType ?>
-<FormTemplates xmlns="http://schemas.microsoft.com/sharepoint/v3/contenttype/forms">
-  <Display>DocumentLibraryForm</Display>
-  <Edit>DocumentLibraryForm</Edit>
-  <New>DocumentLibraryForm</New>
-</FormTemplates>
-</file>
-
-<file path=customXml/item2.xml><?xml version="1.0" encoding="utf-8"?>
-<p:properties xmlns:p="http://schemas.microsoft.com/office/2006/metadata/properties" xmlns:xsi="http://www.w3.org/2001/XMLSchema-instance" xmlns:pc="http://schemas.microsoft.com/office/infopath/2007/PartnerControls">
-  <documentManagement/>
-</p:properties>
-</file>
-
-<file path=customXml/item3.xml><?xml version="1.0" encoding="utf-8"?>
 <ct:contentTypeSchema xmlns:ct="http://schemas.microsoft.com/office/2006/metadata/contentType" xmlns:ma="http://schemas.microsoft.com/office/2006/metadata/properties/metaAttributes" ct:_="" ma:_="" ma:contentTypeName="Document" ma:contentTypeID="0x010100DC5367CF055BA9459E2A99A51BF6BF3C" ma:contentTypeVersion="11" ma:contentTypeDescription="Create a new document." ma:contentTypeScope="" ma:versionID="58bd0f4c1ed976782cb4d293343a5f1b">
   <xsd:schema xmlns:xsd="http://www.w3.org/2001/XMLSchema" xmlns:xs="http://www.w3.org/2001/XMLSchema" xmlns:p="http://schemas.microsoft.com/office/2006/metadata/properties" xmlns:ns3="2f158f72-750c-4f9b-9915-cf9e086cc717" targetNamespace="http://schemas.microsoft.com/office/2006/metadata/properties" ma:root="true" ma:fieldsID="af360b9859f22520e8552d4ae89f880d" ns3:_="">
     <xsd:import namespace="2f158f72-750c-4f9b-9915-cf9e086cc717"/>
@@ -2728,24 +3285,22 @@
 </ct:contentTypeSchema>
 </file>
 
-<file path=customXml/itemProps1.xml><?xml version="1.0" encoding="utf-8"?>
-<ds:datastoreItem xmlns:ds="http://schemas.openxmlformats.org/officeDocument/2006/customXml" ds:itemID="{A3B1095A-045B-4357-BA6B-144C1D3FB49E}">
-  <ds:schemaRefs>
-    <ds:schemaRef ds:uri="http://schemas.microsoft.com/sharepoint/v3/contenttype/forms"/>
-  </ds:schemaRefs>
-</ds:datastoreItem>
+<file path=customXml/item2.xml><?xml version="1.0" encoding="utf-8"?>
+<p:properties xmlns:p="http://schemas.microsoft.com/office/2006/metadata/properties" xmlns:xsi="http://www.w3.org/2001/XMLSchema-instance" xmlns:pc="http://schemas.microsoft.com/office/infopath/2007/PartnerControls">
+  <documentManagement/>
+</p:properties>
 </file>
 
-<file path=customXml/itemProps2.xml><?xml version="1.0" encoding="utf-8"?>
-<ds:datastoreItem xmlns:ds="http://schemas.openxmlformats.org/officeDocument/2006/customXml" ds:itemID="{DF0E8772-F48C-4049-B288-F111F22E9203}">
-  <ds:schemaRefs>
-    <ds:schemaRef ds:uri="http://schemas.microsoft.com/office/2006/metadata/properties"/>
-    <ds:schemaRef ds:uri="http://schemas.microsoft.com/office/infopath/2007/PartnerControls"/>
-  </ds:schemaRefs>
-</ds:datastoreItem>
+<file path=customXml/item3.xml><?xml version="1.0" encoding="utf-8"?>
+<?mso-contentType ?>
+<FormTemplates xmlns="http://schemas.microsoft.com/sharepoint/v3/contenttype/forms">
+  <Display>DocumentLibraryForm</Display>
+  <Edit>DocumentLibraryForm</Edit>
+  <New>DocumentLibraryForm</New>
+</FormTemplates>
 </file>
 
-<file path=customXml/itemProps3.xml><?xml version="1.0" encoding="utf-8"?>
+<file path=customXml/itemProps1.xml><?xml version="1.0" encoding="utf-8"?>
 <ds:datastoreItem xmlns:ds="http://schemas.openxmlformats.org/officeDocument/2006/customXml" ds:itemID="{4274156D-5117-4961-9EF7-D162FAB7FFE3}">
   <ds:schemaRefs>
     <ds:schemaRef ds:uri="http://schemas.microsoft.com/office/2006/metadata/contentType"/>
@@ -2761,4 +3316,21 @@
     <ds:schemaRef ds:uri="http://schemas.microsoft.com/internal/obd"/>
   </ds:schemaRefs>
 </ds:datastoreItem>
+</file>
+
+<file path=customXml/itemProps2.xml><?xml version="1.0" encoding="utf-8"?>
+<ds:datastoreItem xmlns:ds="http://schemas.openxmlformats.org/officeDocument/2006/customXml" ds:itemID="{DF0E8772-F48C-4049-B288-F111F22E9203}">
+  <ds:schemaRefs>
+    <ds:schemaRef ds:uri="http://schemas.microsoft.com/office/2006/metadata/properties"/>
+    <ds:schemaRef ds:uri="http://schemas.microsoft.com/office/infopath/2007/PartnerControls"/>
+  </ds:schemaRefs>
+</ds:datastoreItem>
+</file>
+
+<file path=customXml/itemProps3.xml><?xml version="1.0" encoding="utf-8"?>
+<ds:datastoreItem xmlns:ds="http://schemas.openxmlformats.org/officeDocument/2006/customXml" ds:itemID="{A3B1095A-045B-4357-BA6B-144C1D3FB49E}">
+  <ds:schemaRefs>
+    <ds:schemaRef ds:uri="http://schemas.microsoft.com/sharepoint/v3/contenttype/forms"/>
+  </ds:schemaRefs>
+</ds:datastoreItem>
 </file>